--- a/assets/downloads/simulation-26/rubric.docx
+++ b/assets/downloads/simulation-26/rubric.docx
@@ -1,6 +1,6 @@
 
 <file path=word/document.xml><?xml version="1.0" encoding="utf-8"?>
-<w:document xmlns:wpc="http://schemas.microsoft.com/office/word/2010/wordprocessingCanvas" xmlns:cx="http://schemas.microsoft.com/office/drawing/2014/chartex" xmlns:cx1="http://schemas.microsoft.com/office/drawing/2015/9/8/chartex" xmlns:cx2="http://schemas.microsoft.com/office/drawing/2015/10/21/chartex" xmlns:cx3="http://schemas.microsoft.com/office/drawing/2016/5/9/chartex" xmlns:cx4="http://schemas.microsoft.com/office/drawing/2016/5/10/chartex" xmlns:cx5="http://schemas.microsoft.com/office/drawing/2016/5/11/chartex" xmlns:cx6="http://schemas.microsoft.com/office/drawing/2016/5/12/chartex" xmlns:cx7="http://schemas.microsoft.com/office/drawing/2016/5/13/chartex" xmlns:cx8="http://schemas.microsoft.com/office/drawing/2016/5/14/chartex" xmlns:mc="http://schemas.openxmlformats.org/markup-compatibility/2006" xmlns:aink="http://schemas.microsoft.com/office/drawing/2016/ink" xmlns:am3d="http://schemas.microsoft.com/office/drawing/2017/model3d" xmlns:o="urn:schemas-microsoft-com:office:office" xmlns:oel="http://schemas.microsoft.com/office/2019/extlst" xmlns:r="http://schemas.openxmlformats.org/officeDocument/2006/relationships" xmlns:m="http://schemas.openxmlformats.org/officeDocument/2006/math" xmlns:v="urn:schemas-microsoft-com:vml" xmlns:wp14="http://schemas.microsoft.com/office/word/2010/wordprocessingDrawing" xmlns:wp="http://schemas.openxmlformats.org/drawingml/2006/wordprocessingDrawing" xmlns:w10="urn:schemas-microsoft-com:office:word" xmlns:w="http://schemas.openxmlformats.org/wordprocessingml/2006/main" xmlns:w14="http://schemas.microsoft.com/office/word/2010/wordml" xmlns:w15="http://schemas.microsoft.com/office/word/2012/wordml" xmlns:w16cex="http://schemas.microsoft.com/office/word/2018/wordml/cex" xmlns:w16cid="http://schemas.microsoft.com/office/word/2016/wordml/cid" xmlns:w16="http://schemas.microsoft.com/office/word/2018/wordml" xmlns:w16du="http://schemas.microsoft.com/office/word/2023/wordml/word16du" xmlns:w16sdtdh="http://schemas.microsoft.com/office/word/2020/wordml/sdtdatahash" xmlns:w16sdtfl="http://schemas.microsoft.com/office/word/2024/wordml/sdtformatlock" xmlns:w16se="http://schemas.microsoft.com/office/word/2015/wordml/symex" xmlns:wpg="http://schemas.microsoft.com/office/word/2010/wordprocessingGroup" xmlns:wpi="http://schemas.microsoft.com/office/word/2010/wordprocessingInk" xmlns:wne="http://schemas.microsoft.com/office/word/2006/wordml" xmlns:wps="http://schemas.microsoft.com/office/word/2010/wordprocessingShape" mc:Ignorable="w14 w15 w16se w16cid w16 w16cex w16sdtdh w16sdtfl w16du wp14">
+<w:document xmlns:wpc="http://schemas.microsoft.com/office/word/2010/wordprocessingCanvas" xmlns:cx="http://schemas.microsoft.com/office/drawing/2014/chartex" xmlns:cx1="http://schemas.microsoft.com/office/drawing/2015/9/8/chartex" xmlns:cx2="http://schemas.microsoft.com/office/drawing/2015/10/21/chartex" xmlns:cx3="http://schemas.microsoft.com/office/drawing/2016/5/9/chartex" xmlns:cx4="http://schemas.microsoft.com/office/drawing/2016/5/10/chartex" xmlns:cx5="http://schemas.microsoft.com/office/drawing/2016/5/11/chartex" xmlns:cx6="http://schemas.microsoft.com/office/drawing/2016/5/12/chartex" xmlns:cx7="http://schemas.microsoft.com/office/drawing/2016/5/13/chartex" xmlns:cx8="http://schemas.microsoft.com/office/drawing/2016/5/14/chartex" xmlns:mc="http://schemas.openxmlformats.org/markup-compatibility/2006" xmlns:aink="http://schemas.microsoft.com/office/drawing/2016/ink" xmlns:am3d="http://schemas.microsoft.com/office/drawing/2017/model3d" xmlns:o="urn:schemas-microsoft-com:office:office" xmlns:oel="http://schemas.microsoft.com/office/2019/extlst" xmlns:r="http://schemas.openxmlformats.org/officeDocument/2006/relationships" xmlns:m="http://schemas.openxmlformats.org/officeDocument/2006/math" xmlns:v="urn:schemas-microsoft-com:vml" xmlns:wp14="http://schemas.microsoft.com/office/word/2010/wordprocessingDrawing" xmlns:wp="http://schemas.openxmlformats.org/drawingml/2006/wordprocessingDrawing" xmlns:w10="urn:schemas-microsoft-com:office:word" xmlns:w="http://schemas.openxmlformats.org/wordprocessingml/2006/main" xmlns:w14="http://schemas.microsoft.com/office/word/2010/wordml" xmlns:w15="http://schemas.microsoft.com/office/word/2012/wordml" xmlns:w16cei="http://schemas.microsoft.com/office/word/2026/wordml/cei" xmlns:w16cex="http://schemas.microsoft.com/office/word/2018/wordml/cex" xmlns:w16cid="http://schemas.microsoft.com/office/word/2016/wordml/cid" xmlns:w16="http://schemas.microsoft.com/office/word/2018/wordml" xmlns:w16du="http://schemas.microsoft.com/office/word/2023/wordml/word16du" xmlns:w16sdtdh="http://schemas.microsoft.com/office/word/2020/wordml/sdtdatahash" xmlns:w16sdtfl="http://schemas.microsoft.com/office/word/2024/wordml/sdtformatlock" xmlns:w16se="http://schemas.microsoft.com/office/word/2015/wordml/symex" xmlns:wpg="http://schemas.microsoft.com/office/word/2010/wordprocessingGroup" xmlns:wpi="http://schemas.microsoft.com/office/word/2010/wordprocessingInk" xmlns:wne="http://schemas.microsoft.com/office/word/2006/wordml" xmlns:wps="http://schemas.microsoft.com/office/word/2010/wordprocessingShape" mc:Ignorable="w14 w15 w16se w16cid w16 w16cex w16sdtdh w16sdtfl w16du wp14">
   <w:body>
     <w:p>
       <w:pPr>
@@ -13,8 +13,28 @@
       </w:pPr>
       <w:r>
         <w:rPr>
-          <w:rFonts w:ascii="Aptos" w:eastAsia="Aptos" w:hAnsi="Aptos" w:cs="Aptos"/>
+          <w:rFonts w:ascii="Aptos" w:hAnsi="Aptos" w:cs="Aptos" w:eastAsia="Aptos"/>
           <w:color w:val="000000"/>
+          <w:sz w:val="40"/>
+          <w:szCs w:val="40"/>
+        </w:rPr>
+        <w:t/>
+      </w:r>
+      <w:r>
+        <w:rPr>
+          <w:rFonts w:ascii="Aptos" w:hAnsi="Aptos" w:cs="Aptos" w:eastAsia="Aptos"/>
+          <w:color w:val="000000"/>
+          <w:sz w:val="40"/>
+          <w:szCs w:val="40"/>
+        </w:rPr>
+        <w:t/>
+      </w:r>
+      <w:r>
+        <w:rPr>
+          <w:rFonts w:ascii="Aptos" w:hAnsi="Aptos" w:cs="Aptos" w:eastAsia="Aptos"/>
+          <w:color w:val="000000"/>
+          <w:sz w:val="40"/>
+          <w:szCs w:val="40"/>
         </w:rPr>
         <w:t>Rubric</w:t>
       </w:r>
@@ -30,16 +50,16 @@
         <w:tblLook w:val="04A0" w:firstRow="1" w:lastRow="0" w:firstColumn="1" w:lastColumn="0" w:noHBand="0" w:noVBand="1"/>
       </w:tblPr>
       <w:tblGrid>
-        <w:gridCol w:w="1801"/>
-        <w:gridCol w:w="2847"/>
-        <w:gridCol w:w="2007"/>
-        <w:gridCol w:w="896"/>
-        <w:gridCol w:w="1925"/>
+        <w:gridCol w:w="1761"/>
+        <w:gridCol w:w="1918"/>
+        <w:gridCol w:w="2914"/>
+        <w:gridCol w:w="943"/>
+        <w:gridCol w:w="1940"/>
       </w:tblGrid>
       <w:tr>
         <w:tc>
           <w:tcPr>
-            <w:tcW w:w="1801" w:type="dxa"/>
+            <w:tcW w:w="1800" w:type="dxa"/>
             <w:shd w:val="clear" w:color="auto" w:fill="A73023"/>
           </w:tcPr>
           <w:p>
@@ -52,6 +72,7 @@
             </w:pPr>
             <w:r>
               <w:rPr>
+                <w:rFonts w:ascii="Aptos" w:hAnsi="Aptos" w:cs="Aptos" w:eastAsia="Aptos"/>
                 <w:b/>
                 <w:bCs/>
                 <w:color w:val="FFFFFF" w:themeColor="background1"/>
@@ -62,7 +83,7 @@
         </w:tc>
         <w:tc>
           <w:tcPr>
-            <w:tcW w:w="2847" w:type="dxa"/>
+            <w:tcW w:w="1970" w:type="dxa"/>
             <w:shd w:val="clear" w:color="auto" w:fill="A73023"/>
           </w:tcPr>
           <w:p>
@@ -75,6 +96,7 @@
             </w:pPr>
             <w:r>
               <w:rPr>
+                <w:rFonts w:ascii="Aptos" w:hAnsi="Aptos" w:cs="Aptos" w:eastAsia="Aptos"/>
                 <w:b/>
                 <w:bCs/>
                 <w:color w:val="FFFFFF" w:themeColor="background1"/>
@@ -85,7 +107,7 @@
         </w:tc>
         <w:tc>
           <w:tcPr>
-            <w:tcW w:w="2007" w:type="dxa"/>
+            <w:tcW w:w="3448" w:type="dxa"/>
             <w:shd w:val="clear" w:color="auto" w:fill="A73023"/>
           </w:tcPr>
           <w:p>
@@ -98,6 +120,7 @@
             </w:pPr>
             <w:r>
               <w:rPr>
+                <w:rFonts w:ascii="Aptos" w:hAnsi="Aptos" w:cs="Aptos" w:eastAsia="Aptos"/>
                 <w:b/>
                 <w:bCs/>
                 <w:color w:val="FFFFFF" w:themeColor="background1"/>
@@ -108,7 +131,7 @@
         </w:tc>
         <w:tc>
           <w:tcPr>
-            <w:tcW w:w="896" w:type="dxa"/>
+            <w:tcW w:w="270" w:type="dxa"/>
             <w:shd w:val="clear" w:color="auto" w:fill="A73023"/>
           </w:tcPr>
           <w:p>
@@ -121,6 +144,7 @@
             </w:pPr>
             <w:r>
               <w:rPr>
+                <w:rFonts w:ascii="Aptos" w:hAnsi="Aptos" w:cs="Aptos" w:eastAsia="Aptos"/>
                 <w:b/>
                 <w:bCs/>
                 <w:color w:val="FFFFFF" w:themeColor="background1"/>
@@ -131,7 +155,7 @@
         </w:tc>
         <w:tc>
           <w:tcPr>
-            <w:tcW w:w="1925" w:type="dxa"/>
+            <w:tcW w:w="2088" w:type="dxa"/>
             <w:shd w:val="clear" w:color="auto" w:fill="A73023"/>
           </w:tcPr>
           <w:p>
@@ -144,6 +168,7 @@
             </w:pPr>
             <w:r>
               <w:rPr>
+                <w:rFonts w:ascii="Aptos" w:hAnsi="Aptos" w:cs="Aptos" w:eastAsia="Aptos"/>
                 <w:b/>
                 <w:bCs/>
                 <w:color w:val="FFFFFF" w:themeColor="background1"/>
@@ -156,7 +181,7 @@
       <w:tr>
         <w:tc>
           <w:tcPr>
-            <w:tcW w:w="1801" w:type="dxa"/>
+            <w:tcW w:w="1800" w:type="dxa"/>
           </w:tcPr>
           <w:p>
             <w:pPr>
@@ -168,6 +193,7 @@
             </w:pPr>
             <w:r>
               <w:rPr>
+                <w:rFonts w:ascii="Aptos" w:hAnsi="Aptos" w:cs="Aptos" w:eastAsia="Aptos"/>
                 <w:color w:val="000000"/>
               </w:rPr>
               <w:t>Foot posture assessment</w:t>
@@ -176,7 +202,7 @@
         </w:tc>
         <w:tc>
           <w:tcPr>
-            <w:tcW w:w="2847" w:type="dxa"/>
+            <w:tcW w:w="1970" w:type="dxa"/>
           </w:tcPr>
           <w:p>
             <w:pPr>
@@ -188,6 +214,7 @@
             </w:pPr>
             <w:r>
               <w:rPr>
+                <w:rFonts w:ascii="Aptos" w:hAnsi="Aptos" w:cs="Aptos" w:eastAsia="Aptos"/>
                 <w:color w:val="000000"/>
               </w:rPr>
               <w:t>Performs a detailed, objective assessment for rearfoot valgus or varus, forefoot valgus or varus, and midfoot</w:t>
@@ -196,7 +223,7 @@
         </w:tc>
         <w:tc>
           <w:tcPr>
-            <w:tcW w:w="2007" w:type="dxa"/>
+            <w:tcW w:w="3448" w:type="dxa"/>
           </w:tcPr>
           <w:p>
             <w:pPr>
@@ -208,6 +235,7 @@
             </w:pPr>
             <w:r>
               <w:rPr>
+                <w:rFonts w:ascii="Aptos" w:hAnsi="Aptos" w:cs="Aptos" w:eastAsia="Aptos"/>
                 <w:color w:val="000000"/>
               </w:rPr>
               <w:t>Accurately performs all aspects of foot posture index</w:t>
@@ -216,7 +244,7 @@
         </w:tc>
         <w:tc>
           <w:tcPr>
-            <w:tcW w:w="896" w:type="dxa"/>
+            <w:tcW w:w="270" w:type="dxa"/>
           </w:tcPr>
           <w:p>
             <w:pPr>
@@ -231,7 +259,7 @@
         </w:tc>
         <w:tc>
           <w:tcPr>
-            <w:tcW w:w="1925" w:type="dxa"/>
+            <w:tcW w:w="2088" w:type="dxa"/>
           </w:tcPr>
           <w:p>
             <w:pPr>
@@ -248,7 +276,7 @@
       <w:tr>
         <w:tc>
           <w:tcPr>
-            <w:tcW w:w="1801" w:type="dxa"/>
+            <w:tcW w:w="1800" w:type="dxa"/>
           </w:tcPr>
           <w:p>
             <w:pPr>
@@ -260,6 +288,7 @@
             </w:pPr>
             <w:r>
               <w:rPr>
+                <w:rFonts w:ascii="Aptos" w:hAnsi="Aptos" w:cs="Aptos" w:eastAsia="Aptos"/>
                 <w:color w:val="000000"/>
               </w:rPr>
               <w:t>Synthesizes information</w:t>
@@ -268,7 +297,7 @@
         </w:tc>
         <w:tc>
           <w:tcPr>
-            <w:tcW w:w="2847" w:type="dxa"/>
+            <w:tcW w:w="1970" w:type="dxa"/>
           </w:tcPr>
           <w:p>
             <w:pPr>
@@ -280,6 +309,7 @@
             </w:pPr>
             <w:r>
               <w:rPr>
+                <w:rFonts w:ascii="Aptos" w:hAnsi="Aptos" w:cs="Aptos" w:eastAsia="Aptos"/>
                 <w:color w:val="000000"/>
               </w:rPr>
               <w:t>Is able to gather all data from the patient gait analysis video, foot posture index, and patient discussion to determine the need for orthotics</w:t>
@@ -288,7 +318,7 @@
         </w:tc>
         <w:tc>
           <w:tcPr>
-            <w:tcW w:w="2007" w:type="dxa"/>
+            <w:tcW w:w="3448" w:type="dxa"/>
           </w:tcPr>
           <w:p>
             <w:pPr>
@@ -300,6 +330,7 @@
             </w:pPr>
             <w:r>
               <w:rPr>
+                <w:rFonts w:ascii="Aptos" w:hAnsi="Aptos" w:cs="Aptos" w:eastAsia="Aptos"/>
                 <w:color w:val="000000"/>
               </w:rPr>
               <w:t>Able to determine the need for orthotics</w:t>
@@ -308,7 +339,7 @@
         </w:tc>
         <w:tc>
           <w:tcPr>
-            <w:tcW w:w="896" w:type="dxa"/>
+            <w:tcW w:w="270" w:type="dxa"/>
           </w:tcPr>
           <w:p>
             <w:pPr>
@@ -323,7 +354,7 @@
         </w:tc>
         <w:tc>
           <w:tcPr>
-            <w:tcW w:w="1925" w:type="dxa"/>
+            <w:tcW w:w="2088" w:type="dxa"/>
           </w:tcPr>
           <w:p>
             <w:pPr>
@@ -340,7 +371,7 @@
       <w:tr>
         <w:tc>
           <w:tcPr>
-            <w:tcW w:w="1801" w:type="dxa"/>
+            <w:tcW w:w="1800" w:type="dxa"/>
           </w:tcPr>
           <w:p>
             <w:pPr>
@@ -352,6 +383,7 @@
             </w:pPr>
             <w:r>
               <w:rPr>
+                <w:rFonts w:ascii="Aptos" w:hAnsi="Aptos" w:cs="Aptos" w:eastAsia="Aptos"/>
                 <w:color w:val="000000"/>
               </w:rPr>
               <w:t>Plan of care</w:t>
@@ -360,7 +392,7 @@
         </w:tc>
         <w:tc>
           <w:tcPr>
-            <w:tcW w:w="2847" w:type="dxa"/>
+            <w:tcW w:w="1970" w:type="dxa"/>
           </w:tcPr>
           <w:p>
             <w:pPr>
@@ -372,6 +404,7 @@
             </w:pPr>
             <w:r>
               <w:rPr>
+                <w:rFonts w:ascii="Aptos" w:hAnsi="Aptos" w:cs="Aptos" w:eastAsia="Aptos"/>
                 <w:color w:val="000000"/>
               </w:rPr>
               <w:t xml:space="preserve">Creates a plan of care in partnership with the patient. The plan of care is focused on the patient’s needs and concerns </w:t>
@@ -380,7 +413,7 @@
         </w:tc>
         <w:tc>
           <w:tcPr>
-            <w:tcW w:w="2007" w:type="dxa"/>
+            <w:tcW w:w="3448" w:type="dxa"/>
           </w:tcPr>
           <w:p>
             <w:pPr>
@@ -392,6 +425,7 @@
             </w:pPr>
             <w:r>
               <w:rPr>
+                <w:rFonts w:ascii="Aptos" w:hAnsi="Aptos" w:cs="Aptos" w:eastAsia="Aptos"/>
                 <w:color w:val="000000"/>
               </w:rPr>
               <w:t>Empathizes with the patient. Attempts to resolve patient concerns or need</w:t>
@@ -400,7 +434,7 @@
         </w:tc>
         <w:tc>
           <w:tcPr>
-            <w:tcW w:w="896" w:type="dxa"/>
+            <w:tcW w:w="270" w:type="dxa"/>
           </w:tcPr>
           <w:p>
             <w:pPr>
@@ -415,7 +449,7 @@
         </w:tc>
         <w:tc>
           <w:tcPr>
-            <w:tcW w:w="1925" w:type="dxa"/>
+            <w:tcW w:w="2088" w:type="dxa"/>
           </w:tcPr>
           <w:p>
             <w:pPr>
@@ -432,7 +466,7 @@
       <w:tr>
         <w:tc>
           <w:tcPr>
-            <w:tcW w:w="1801" w:type="dxa"/>
+            <w:tcW w:w="1800" w:type="dxa"/>
           </w:tcPr>
           <w:p>
             <w:pPr>
@@ -444,6 +478,7 @@
             </w:pPr>
             <w:r>
               <w:rPr>
+                <w:rFonts w:ascii="Aptos" w:hAnsi="Aptos" w:cs="Aptos" w:eastAsia="Aptos"/>
                 <w:color w:val="000000"/>
               </w:rPr>
               <w:t>Communication</w:t>
@@ -452,7 +487,7 @@
         </w:tc>
         <w:tc>
           <w:tcPr>
-            <w:tcW w:w="2847" w:type="dxa"/>
+            <w:tcW w:w="1970" w:type="dxa"/>
           </w:tcPr>
           <w:p>
             <w:pPr>
@@ -464,6 +499,7 @@
             </w:pPr>
             <w:r>
               <w:rPr>
+                <w:rFonts w:ascii="Aptos" w:hAnsi="Aptos" w:cs="Aptos" w:eastAsia="Aptos"/>
                 <w:color w:val="000000"/>
               </w:rPr>
               <w:t>Communicates effectively; explains the results of the gait analysis and foot posture; checks for patient understanding</w:t>
@@ -472,7 +508,7 @@
         </w:tc>
         <w:tc>
           <w:tcPr>
-            <w:tcW w:w="2007" w:type="dxa"/>
+            <w:tcW w:w="3448" w:type="dxa"/>
           </w:tcPr>
           <w:p>
             <w:pPr>
@@ -484,6 +520,7 @@
             </w:pPr>
             <w:r>
               <w:rPr>
+                <w:rFonts w:ascii="Aptos" w:hAnsi="Aptos" w:cs="Aptos" w:eastAsia="Aptos"/>
                 <w:color w:val="000000"/>
               </w:rPr>
               <w:t>Clarifies that patient hears and understands the instructions</w:t>
@@ -492,7 +529,7 @@
         </w:tc>
         <w:tc>
           <w:tcPr>
-            <w:tcW w:w="896" w:type="dxa"/>
+            <w:tcW w:w="270" w:type="dxa"/>
           </w:tcPr>
           <w:p>
             <w:pPr>
@@ -507,7 +544,7 @@
         </w:tc>
         <w:tc>
           <w:tcPr>
-            <w:tcW w:w="1925" w:type="dxa"/>
+            <w:tcW w:w="2088" w:type="dxa"/>
           </w:tcPr>
           <w:p>
             <w:pPr>
@@ -533,10 +570,12 @@
       </w:pPr>
       <w:r>
         <w:rPr>
+          <w:rFonts w:ascii="Aptos" w:hAnsi="Aptos" w:cs="Aptos" w:eastAsia="Aptos"/>
           <w:color w:val="000000"/>
           <w:sz w:val="20"/>
           <w:szCs w:val="20"/>
         </w:rPr>
+        <w:lastRenderedPageBreak/>
         <w:t>0 = harmful or endangering the patient; 1 = early knowledge or skill emerging; 2 = skill needs improvement; 3 = mostly met or minimally competent criteria; 4 = exemplary and fully met criteria.</w:t>
       </w:r>
     </w:p>
@@ -550,6 +589,7 @@
       </w:pPr>
       <w:r>
         <w:rPr>
+          <w:rFonts w:ascii="Aptos" w:hAnsi="Aptos" w:cs="Aptos" w:eastAsia="Aptos"/>
           <w:color w:val="000000"/>
           <w:szCs w:val="20"/>
         </w:rPr>
@@ -557,7 +597,7 @@
       </w:r>
     </w:p>
     <w:sectPr>
-      <w:footerReference w:type="default" r:id="rId7"/>
+      <w:footerReference w:type="default" r:id="rId9"/>
       <w:pgSz w:w="12240" w:h="15840"/>
       <w:pgMar w:top="1440" w:right="1440" w:bottom="1440" w:left="1440" w:header="706" w:footer="706" w:gutter="0"/>
       <w:cols w:space="720"/>
@@ -568,7 +608,7 @@
 </file>
 
 <file path=word/endnotes.xml><?xml version="1.0" encoding="utf-8"?>
-<w:endnotes xmlns:wpc="http://schemas.microsoft.com/office/word/2010/wordprocessingCanvas" xmlns:cx="http://schemas.microsoft.com/office/drawing/2014/chartex" xmlns:cx1="http://schemas.microsoft.com/office/drawing/2015/9/8/chartex" xmlns:cx2="http://schemas.microsoft.com/office/drawing/2015/10/21/chartex" xmlns:cx3="http://schemas.microsoft.com/office/drawing/2016/5/9/chartex" xmlns:cx4="http://schemas.microsoft.com/office/drawing/2016/5/10/chartex" xmlns:cx5="http://schemas.microsoft.com/office/drawing/2016/5/11/chartex" xmlns:cx6="http://schemas.microsoft.com/office/drawing/2016/5/12/chartex" xmlns:cx7="http://schemas.microsoft.com/office/drawing/2016/5/13/chartex" xmlns:cx8="http://schemas.microsoft.com/office/drawing/2016/5/14/chartex" xmlns:mc="http://schemas.openxmlformats.org/markup-compatibility/2006" xmlns:aink="http://schemas.microsoft.com/office/drawing/2016/ink" xmlns:am3d="http://schemas.microsoft.com/office/drawing/2017/model3d" xmlns:o="urn:schemas-microsoft-com:office:office" xmlns:oel="http://schemas.microsoft.com/office/2019/extlst" xmlns:r="http://schemas.openxmlformats.org/officeDocument/2006/relationships" xmlns:m="http://schemas.openxmlformats.org/officeDocument/2006/math" xmlns:v="urn:schemas-microsoft-com:vml" xmlns:wp14="http://schemas.microsoft.com/office/word/2010/wordprocessingDrawing" xmlns:wp="http://schemas.openxmlformats.org/drawingml/2006/wordprocessingDrawing" xmlns:w10="urn:schemas-microsoft-com:office:word" xmlns:w="http://schemas.openxmlformats.org/wordprocessingml/2006/main" xmlns:w14="http://schemas.microsoft.com/office/word/2010/wordml" xmlns:w15="http://schemas.microsoft.com/office/word/2012/wordml" xmlns:w16cex="http://schemas.microsoft.com/office/word/2018/wordml/cex" xmlns:w16cid="http://schemas.microsoft.com/office/word/2016/wordml/cid" xmlns:w16="http://schemas.microsoft.com/office/word/2018/wordml" xmlns:w16du="http://schemas.microsoft.com/office/word/2023/wordml/word16du" xmlns:w16sdtdh="http://schemas.microsoft.com/office/word/2020/wordml/sdtdatahash" xmlns:w16sdtfl="http://schemas.microsoft.com/office/word/2024/wordml/sdtformatlock" xmlns:w16se="http://schemas.microsoft.com/office/word/2015/wordml/symex" xmlns:wpg="http://schemas.microsoft.com/office/word/2010/wordprocessingGroup" xmlns:wpi="http://schemas.microsoft.com/office/word/2010/wordprocessingInk" xmlns:wne="http://schemas.microsoft.com/office/word/2006/wordml" xmlns:wps="http://schemas.microsoft.com/office/word/2010/wordprocessingShape" mc:Ignorable="w14 w15 w16se w16cid w16 w16cex w16sdtdh w16sdtfl w16du wp14">
+<w:endnotes xmlns:wpc="http://schemas.microsoft.com/office/word/2010/wordprocessingCanvas" xmlns:cx="http://schemas.microsoft.com/office/drawing/2014/chartex" xmlns:cx1="http://schemas.microsoft.com/office/drawing/2015/9/8/chartex" xmlns:cx2="http://schemas.microsoft.com/office/drawing/2015/10/21/chartex" xmlns:cx3="http://schemas.microsoft.com/office/drawing/2016/5/9/chartex" xmlns:cx4="http://schemas.microsoft.com/office/drawing/2016/5/10/chartex" xmlns:cx5="http://schemas.microsoft.com/office/drawing/2016/5/11/chartex" xmlns:cx6="http://schemas.microsoft.com/office/drawing/2016/5/12/chartex" xmlns:cx7="http://schemas.microsoft.com/office/drawing/2016/5/13/chartex" xmlns:cx8="http://schemas.microsoft.com/office/drawing/2016/5/14/chartex" xmlns:mc="http://schemas.openxmlformats.org/markup-compatibility/2006" xmlns:aink="http://schemas.microsoft.com/office/drawing/2016/ink" xmlns:am3d="http://schemas.microsoft.com/office/drawing/2017/model3d" xmlns:o="urn:schemas-microsoft-com:office:office" xmlns:oel="http://schemas.microsoft.com/office/2019/extlst" xmlns:r="http://schemas.openxmlformats.org/officeDocument/2006/relationships" xmlns:m="http://schemas.openxmlformats.org/officeDocument/2006/math" xmlns:v="urn:schemas-microsoft-com:vml" xmlns:wp14="http://schemas.microsoft.com/office/word/2010/wordprocessingDrawing" xmlns:wp="http://schemas.openxmlformats.org/drawingml/2006/wordprocessingDrawing" xmlns:w10="urn:schemas-microsoft-com:office:word" xmlns:w="http://schemas.openxmlformats.org/wordprocessingml/2006/main" xmlns:w14="http://schemas.microsoft.com/office/word/2010/wordml" xmlns:w15="http://schemas.microsoft.com/office/word/2012/wordml" xmlns:w16cei="http://schemas.microsoft.com/office/word/2026/wordml/cei" xmlns:w16cex="http://schemas.microsoft.com/office/word/2018/wordml/cex" xmlns:w16cid="http://schemas.microsoft.com/office/word/2016/wordml/cid" xmlns:w16="http://schemas.microsoft.com/office/word/2018/wordml" xmlns:w16du="http://schemas.microsoft.com/office/word/2023/wordml/word16du" xmlns:w16sdtdh="http://schemas.microsoft.com/office/word/2020/wordml/sdtdatahash" xmlns:w16sdtfl="http://schemas.microsoft.com/office/word/2024/wordml/sdtformatlock" xmlns:w16se="http://schemas.microsoft.com/office/word/2015/wordml/symex" xmlns:wpg="http://schemas.microsoft.com/office/word/2010/wordprocessingGroup" xmlns:wpi="http://schemas.microsoft.com/office/word/2010/wordprocessingInk" xmlns:wne="http://schemas.microsoft.com/office/word/2006/wordml" xmlns:wps="http://schemas.microsoft.com/office/word/2010/wordprocessingShape" mc:Ignorable="w14 w15 w16se w16cid w16 w16cex w16sdtdh w16sdtfl w16du wp14">
   <w:endnote w:type="separator" w:id="-1">
     <w:p>
       <w:r>
@@ -587,16 +627,22 @@
 </file>
 
 <file path=word/footer1.xml><?xml version="1.0" encoding="utf-8"?>
-<w:ftr xmlns:wpc="http://schemas.microsoft.com/office/word/2010/wordprocessingCanvas" xmlns:cx="http://schemas.microsoft.com/office/drawing/2014/chartex" xmlns:cx1="http://schemas.microsoft.com/office/drawing/2015/9/8/chartex" xmlns:cx2="http://schemas.microsoft.com/office/drawing/2015/10/21/chartex" xmlns:cx3="http://schemas.microsoft.com/office/drawing/2016/5/9/chartex" xmlns:cx4="http://schemas.microsoft.com/office/drawing/2016/5/10/chartex" xmlns:cx5="http://schemas.microsoft.com/office/drawing/2016/5/11/chartex" xmlns:cx6="http://schemas.microsoft.com/office/drawing/2016/5/12/chartex" xmlns:cx7="http://schemas.microsoft.com/office/drawing/2016/5/13/chartex" xmlns:cx8="http://schemas.microsoft.com/office/drawing/2016/5/14/chartex" xmlns:mc="http://schemas.openxmlformats.org/markup-compatibility/2006" xmlns:aink="http://schemas.microsoft.com/office/drawing/2016/ink" xmlns:am3d="http://schemas.microsoft.com/office/drawing/2017/model3d" xmlns:o="urn:schemas-microsoft-com:office:office" xmlns:oel="http://schemas.microsoft.com/office/2019/extlst" xmlns:r="http://schemas.openxmlformats.org/officeDocument/2006/relationships" xmlns:m="http://schemas.openxmlformats.org/officeDocument/2006/math" xmlns:v="urn:schemas-microsoft-com:vml" xmlns:wp14="http://schemas.microsoft.com/office/word/2010/wordprocessingDrawing" xmlns:wp="http://schemas.openxmlformats.org/drawingml/2006/wordprocessingDrawing" xmlns:w10="urn:schemas-microsoft-com:office:word" xmlns:w="http://schemas.openxmlformats.org/wordprocessingml/2006/main" xmlns:w14="http://schemas.microsoft.com/office/word/2010/wordml" xmlns:w15="http://schemas.microsoft.com/office/word/2012/wordml" xmlns:w16cex="http://schemas.microsoft.com/office/word/2018/wordml/cex" xmlns:w16cid="http://schemas.microsoft.com/office/word/2016/wordml/cid" xmlns:w16="http://schemas.microsoft.com/office/word/2018/wordml" xmlns:w16du="http://schemas.microsoft.com/office/word/2023/wordml/word16du" xmlns:w16sdtdh="http://schemas.microsoft.com/office/word/2020/wordml/sdtdatahash" xmlns:w16sdtfl="http://schemas.microsoft.com/office/word/2024/wordml/sdtformatlock" xmlns:w16se="http://schemas.microsoft.com/office/word/2015/wordml/symex" xmlns:wpg="http://schemas.microsoft.com/office/word/2010/wordprocessingGroup" xmlns:wpi="http://schemas.microsoft.com/office/word/2010/wordprocessingInk" xmlns:wne="http://schemas.microsoft.com/office/word/2006/wordml" xmlns:wps="http://schemas.microsoft.com/office/word/2010/wordprocessingShape" mc:Ignorable="w14 w15 w16se w16cid w16 w16cex w16sdtdh w16sdtfl w16du wp14">
+<w:ftr xmlns:m="http://schemas.openxmlformats.org/officeDocument/2006/math" xmlns:mc="http://schemas.openxmlformats.org/markup-compatibility/2006" xmlns:mo="http://schemas.microsoft.com/office/mac/office/2008/main" xmlns:mv="urn:schemas-microsoft-com:mac:vml" xmlns:o="urn:schemas-microsoft-com:office:office" xmlns:r="http://schemas.openxmlformats.org/officeDocument/2006/relationships" xmlns:v="urn:schemas-microsoft-com:vml" xmlns:w10="urn:schemas-microsoft-com:office:word" xmlns:w14="http://schemas.microsoft.com/office/word/2010/wordml" xmlns:w="http://schemas.openxmlformats.org/wordprocessingml/2006/main" xmlns:wne="http://schemas.microsoft.com/office/word/2006/wordml" xmlns:wp14="http://schemas.microsoft.com/office/word/2010/wordprocessingDrawing" xmlns:wp="http://schemas.openxmlformats.org/drawingml/2006/wordprocessingDrawing" xmlns:wpc="http://schemas.microsoft.com/office/word/2010/wordprocessingCanvas" xmlns:wpg="http://schemas.microsoft.com/office/word/2010/wordprocessingGroup" xmlns:wpi="http://schemas.microsoft.com/office/word/2010/wordprocessingInk" xmlns:wps="http://schemas.microsoft.com/office/word/2010/wordprocessingShape" mc:Ignorable="w14 wp14">
   <w:p>
+    <w:pPr>
+      <w:spacing w:line="240" w:lineRule="auto" w:before="0" w:after="0"/>
+      <w:jc w:val="left"/>
+    </w:pPr>
     <w:r>
       <w:rPr>
+        <w:rFonts w:ascii="Aptos" w:hAnsi="Aptos" w:eastAsia="Aptos" w:cs="Aptos"/>
         <w:sz w:val="18"/>
       </w:rPr>
       <w:t xml:space="preserve">From J.M. Larson and H.L. Stedge, </w:t>
     </w:r>
     <w:r>
       <w:rPr>
+        <w:rFonts w:ascii="Aptos" w:hAnsi="Aptos" w:eastAsia="Aptos" w:cs="Aptos"/>
         <w:i/>
         <w:sz w:val="18"/>
       </w:rPr>
@@ -604,6 +650,7 @@
     </w:r>
     <w:r>
       <w:rPr>
+        <w:rFonts w:ascii="Aptos" w:hAnsi="Aptos" w:eastAsia="Aptos" w:cs="Aptos"/>
         <w:sz w:val="18"/>
       </w:rPr>
       <w:t xml:space="preserve"> (Human Kinetics, 2027).</w:t>
@@ -613,7 +660,7 @@
 </file>
 
 <file path=word/footnotes.xml><?xml version="1.0" encoding="utf-8"?>
-<w:footnotes xmlns:wpc="http://schemas.microsoft.com/office/word/2010/wordprocessingCanvas" xmlns:cx="http://schemas.microsoft.com/office/drawing/2014/chartex" xmlns:cx1="http://schemas.microsoft.com/office/drawing/2015/9/8/chartex" xmlns:cx2="http://schemas.microsoft.com/office/drawing/2015/10/21/chartex" xmlns:cx3="http://schemas.microsoft.com/office/drawing/2016/5/9/chartex" xmlns:cx4="http://schemas.microsoft.com/office/drawing/2016/5/10/chartex" xmlns:cx5="http://schemas.microsoft.com/office/drawing/2016/5/11/chartex" xmlns:cx6="http://schemas.microsoft.com/office/drawing/2016/5/12/chartex" xmlns:cx7="http://schemas.microsoft.com/office/drawing/2016/5/13/chartex" xmlns:cx8="http://schemas.microsoft.com/office/drawing/2016/5/14/chartex" xmlns:mc="http://schemas.openxmlformats.org/markup-compatibility/2006" xmlns:aink="http://schemas.microsoft.com/office/drawing/2016/ink" xmlns:am3d="http://schemas.microsoft.com/office/drawing/2017/model3d" xmlns:o="urn:schemas-microsoft-com:office:office" xmlns:oel="http://schemas.microsoft.com/office/2019/extlst" xmlns:r="http://schemas.openxmlformats.org/officeDocument/2006/relationships" xmlns:m="http://schemas.openxmlformats.org/officeDocument/2006/math" xmlns:v="urn:schemas-microsoft-com:vml" xmlns:wp14="http://schemas.microsoft.com/office/word/2010/wordprocessingDrawing" xmlns:wp="http://schemas.openxmlformats.org/drawingml/2006/wordprocessingDrawing" xmlns:w10="urn:schemas-microsoft-com:office:word" xmlns:w="http://schemas.openxmlformats.org/wordprocessingml/2006/main" xmlns:w14="http://schemas.microsoft.com/office/word/2010/wordml" xmlns:w15="http://schemas.microsoft.com/office/word/2012/wordml" xmlns:w16cex="http://schemas.microsoft.com/office/word/2018/wordml/cex" xmlns:w16cid="http://schemas.microsoft.com/office/word/2016/wordml/cid" xmlns:w16="http://schemas.microsoft.com/office/word/2018/wordml" xmlns:w16du="http://schemas.microsoft.com/office/word/2023/wordml/word16du" xmlns:w16sdtdh="http://schemas.microsoft.com/office/word/2020/wordml/sdtdatahash" xmlns:w16sdtfl="http://schemas.microsoft.com/office/word/2024/wordml/sdtformatlock" xmlns:w16se="http://schemas.microsoft.com/office/word/2015/wordml/symex" xmlns:wpg="http://schemas.microsoft.com/office/word/2010/wordprocessingGroup" xmlns:wpi="http://schemas.microsoft.com/office/word/2010/wordprocessingInk" xmlns:wne="http://schemas.microsoft.com/office/word/2006/wordml" xmlns:wps="http://schemas.microsoft.com/office/word/2010/wordprocessingShape" mc:Ignorable="w14 w15 w16se w16cid w16 w16cex w16sdtdh w16sdtfl w16du wp14">
+<w:footnotes xmlns:wpc="http://schemas.microsoft.com/office/word/2010/wordprocessingCanvas" xmlns:cx="http://schemas.microsoft.com/office/drawing/2014/chartex" xmlns:cx1="http://schemas.microsoft.com/office/drawing/2015/9/8/chartex" xmlns:cx2="http://schemas.microsoft.com/office/drawing/2015/10/21/chartex" xmlns:cx3="http://schemas.microsoft.com/office/drawing/2016/5/9/chartex" xmlns:cx4="http://schemas.microsoft.com/office/drawing/2016/5/10/chartex" xmlns:cx5="http://schemas.microsoft.com/office/drawing/2016/5/11/chartex" xmlns:cx6="http://schemas.microsoft.com/office/drawing/2016/5/12/chartex" xmlns:cx7="http://schemas.microsoft.com/office/drawing/2016/5/13/chartex" xmlns:cx8="http://schemas.microsoft.com/office/drawing/2016/5/14/chartex" xmlns:mc="http://schemas.openxmlformats.org/markup-compatibility/2006" xmlns:aink="http://schemas.microsoft.com/office/drawing/2016/ink" xmlns:am3d="http://schemas.microsoft.com/office/drawing/2017/model3d" xmlns:o="urn:schemas-microsoft-com:office:office" xmlns:oel="http://schemas.microsoft.com/office/2019/extlst" xmlns:r="http://schemas.openxmlformats.org/officeDocument/2006/relationships" xmlns:m="http://schemas.openxmlformats.org/officeDocument/2006/math" xmlns:v="urn:schemas-microsoft-com:vml" xmlns:wp14="http://schemas.microsoft.com/office/word/2010/wordprocessingDrawing" xmlns:wp="http://schemas.openxmlformats.org/drawingml/2006/wordprocessingDrawing" xmlns:w10="urn:schemas-microsoft-com:office:word" xmlns:w="http://schemas.openxmlformats.org/wordprocessingml/2006/main" xmlns:w14="http://schemas.microsoft.com/office/word/2010/wordml" xmlns:w15="http://schemas.microsoft.com/office/word/2012/wordml" xmlns:w16cei="http://schemas.microsoft.com/office/word/2026/wordml/cei" xmlns:w16cex="http://schemas.microsoft.com/office/word/2018/wordml/cex" xmlns:w16cid="http://schemas.microsoft.com/office/word/2016/wordml/cid" xmlns:w16="http://schemas.microsoft.com/office/word/2018/wordml" xmlns:w16du="http://schemas.microsoft.com/office/word/2023/wordml/word16du" xmlns:w16sdtdh="http://schemas.microsoft.com/office/word/2020/wordml/sdtdatahash" xmlns:w16sdtfl="http://schemas.microsoft.com/office/word/2024/wordml/sdtformatlock" xmlns:w16se="http://schemas.microsoft.com/office/word/2015/wordml/symex" xmlns:wpg="http://schemas.microsoft.com/office/word/2010/wordprocessingGroup" xmlns:wpi="http://schemas.microsoft.com/office/word/2010/wordprocessingInk" xmlns:wne="http://schemas.microsoft.com/office/word/2006/wordml" xmlns:wps="http://schemas.microsoft.com/office/word/2010/wordprocessingShape" mc:Ignorable="w14 w15 w16se w16cid w16 w16cex w16sdtdh w16sdtfl w16du wp14">
   <w:footnote w:type="separator" w:id="-1">
     <w:p>
       <w:r>
@@ -632,7 +679,7 @@
 </file>
 
 <file path=word/numbering.xml><?xml version="1.0" encoding="utf-8"?>
-<w:numbering xmlns:wpc="http://schemas.microsoft.com/office/word/2010/wordprocessingCanvas" xmlns:cx="http://schemas.microsoft.com/office/drawing/2014/chartex" xmlns:cx1="http://schemas.microsoft.com/office/drawing/2015/9/8/chartex" xmlns:cx2="http://schemas.microsoft.com/office/drawing/2015/10/21/chartex" xmlns:cx3="http://schemas.microsoft.com/office/drawing/2016/5/9/chartex" xmlns:cx4="http://schemas.microsoft.com/office/drawing/2016/5/10/chartex" xmlns:cx5="http://schemas.microsoft.com/office/drawing/2016/5/11/chartex" xmlns:cx6="http://schemas.microsoft.com/office/drawing/2016/5/12/chartex" xmlns:cx7="http://schemas.microsoft.com/office/drawing/2016/5/13/chartex" xmlns:cx8="http://schemas.microsoft.com/office/drawing/2016/5/14/chartex" xmlns:mc="http://schemas.openxmlformats.org/markup-compatibility/2006" xmlns:aink="http://schemas.microsoft.com/office/drawing/2016/ink" xmlns:am3d="http://schemas.microsoft.com/office/drawing/2017/model3d" xmlns:o="urn:schemas-microsoft-com:office:office" xmlns:oel="http://schemas.microsoft.com/office/2019/extlst" xmlns:r="http://schemas.openxmlformats.org/officeDocument/2006/relationships" xmlns:m="http://schemas.openxmlformats.org/officeDocument/2006/math" xmlns:v="urn:schemas-microsoft-com:vml" xmlns:wp14="http://schemas.microsoft.com/office/word/2010/wordprocessingDrawing" xmlns:wp="http://schemas.openxmlformats.org/drawingml/2006/wordprocessingDrawing" xmlns:w10="urn:schemas-microsoft-com:office:word" xmlns:w="http://schemas.openxmlformats.org/wordprocessingml/2006/main" xmlns:w14="http://schemas.microsoft.com/office/word/2010/wordml" xmlns:w15="http://schemas.microsoft.com/office/word/2012/wordml" xmlns:w16cex="http://schemas.microsoft.com/office/word/2018/wordml/cex" xmlns:w16cid="http://schemas.microsoft.com/office/word/2016/wordml/cid" xmlns:w16="http://schemas.microsoft.com/office/word/2018/wordml" xmlns:w16du="http://schemas.microsoft.com/office/word/2023/wordml/word16du" xmlns:w16sdtdh="http://schemas.microsoft.com/office/word/2020/wordml/sdtdatahash" xmlns:w16sdtfl="http://schemas.microsoft.com/office/word/2024/wordml/sdtformatlock" xmlns:w16se="http://schemas.microsoft.com/office/word/2015/wordml/symex" xmlns:wpg="http://schemas.microsoft.com/office/word/2010/wordprocessingGroup" xmlns:wpi="http://schemas.microsoft.com/office/word/2010/wordprocessingInk" xmlns:wne="http://schemas.microsoft.com/office/word/2006/wordml" xmlns:wps="http://schemas.microsoft.com/office/word/2010/wordprocessingShape" mc:Ignorable="w14 w15 w16se w16cid w16 w16cex w16sdtdh w16sdtfl w16du wp14">
+<w:numbering xmlns:wpc="http://schemas.microsoft.com/office/word/2010/wordprocessingCanvas" xmlns:cx="http://schemas.microsoft.com/office/drawing/2014/chartex" xmlns:cx1="http://schemas.microsoft.com/office/drawing/2015/9/8/chartex" xmlns:cx2="http://schemas.microsoft.com/office/drawing/2015/10/21/chartex" xmlns:cx3="http://schemas.microsoft.com/office/drawing/2016/5/9/chartex" xmlns:cx4="http://schemas.microsoft.com/office/drawing/2016/5/10/chartex" xmlns:cx5="http://schemas.microsoft.com/office/drawing/2016/5/11/chartex" xmlns:cx6="http://schemas.microsoft.com/office/drawing/2016/5/12/chartex" xmlns:cx7="http://schemas.microsoft.com/office/drawing/2016/5/13/chartex" xmlns:cx8="http://schemas.microsoft.com/office/drawing/2016/5/14/chartex" xmlns:mc="http://schemas.openxmlformats.org/markup-compatibility/2006" xmlns:aink="http://schemas.microsoft.com/office/drawing/2016/ink" xmlns:am3d="http://schemas.microsoft.com/office/drawing/2017/model3d" xmlns:o="urn:schemas-microsoft-com:office:office" xmlns:oel="http://schemas.microsoft.com/office/2019/extlst" xmlns:r="http://schemas.openxmlformats.org/officeDocument/2006/relationships" xmlns:m="http://schemas.openxmlformats.org/officeDocument/2006/math" xmlns:v="urn:schemas-microsoft-com:vml" xmlns:wp14="http://schemas.microsoft.com/office/word/2010/wordprocessingDrawing" xmlns:wp="http://schemas.openxmlformats.org/drawingml/2006/wordprocessingDrawing" xmlns:w10="urn:schemas-microsoft-com:office:word" xmlns:w="http://schemas.openxmlformats.org/wordprocessingml/2006/main" xmlns:w14="http://schemas.microsoft.com/office/word/2010/wordml" xmlns:w15="http://schemas.microsoft.com/office/word/2012/wordml" xmlns:w16cei="http://schemas.microsoft.com/office/word/2026/wordml/cei" xmlns:w16cex="http://schemas.microsoft.com/office/word/2018/wordml/cex" xmlns:w16cid="http://schemas.microsoft.com/office/word/2016/wordml/cid" xmlns:w16="http://schemas.microsoft.com/office/word/2018/wordml" xmlns:w16du="http://schemas.microsoft.com/office/word/2023/wordml/word16du" xmlns:w16sdtdh="http://schemas.microsoft.com/office/word/2020/wordml/sdtdatahash" xmlns:w16sdtfl="http://schemas.microsoft.com/office/word/2024/wordml/sdtformatlock" xmlns:w16se="http://schemas.microsoft.com/office/word/2015/wordml/symex" xmlns:wpg="http://schemas.microsoft.com/office/word/2010/wordprocessingGroup" xmlns:wpi="http://schemas.microsoft.com/office/word/2010/wordprocessingInk" xmlns:wne="http://schemas.microsoft.com/office/word/2006/wordml" xmlns:wps="http://schemas.microsoft.com/office/word/2010/wordprocessingShape" mc:Ignorable="w14 w15 w16se w16cid w16 w16cex w16sdtdh w16sdtfl w16du wp14">
   <w:abstractNum w:abstractNumId="0" w15:restartNumberingAfterBreak="0">
     <w:nsid w:val="C7A6AEE2"/>
     <w:multiLevelType w:val="hybridMultilevel"/>
@@ -2351,7 +2398,7 @@
     <w:name w:val="Normal"/>
     <w:qFormat/>
     <w:rPr>
-      <w:rFonts w:ascii="Aptos" w:eastAsia="Aptos" w:hAnsi="Aptos" w:cs="Aptos"/>
+      <w:rFonts w:ascii="Aptos" w:hAnsi="Aptos" w:eastAsia="Aptos" w:cs="Aptos"/>
     </w:rPr>
   </w:style>
   <w:style w:type="paragraph" w:styleId="Heading1">
